--- a/technical_document/docx/02_troubleshooting/DOC-02-TS-06_Bangladesh_Bank_CIB_Online_and_NIDW_Verification_Failures.docx
+++ b/technical_document/docx/02_troubleshooting/DOC-02-TS-06_Bangladesh_Bank_CIB_Online_and_NIDW_Verification_Failures.docx
@@ -1560,6 +1560,58 @@
           </w:p>
         </w:tc>
       </w:tr>
+      <w:tr>
+        <w:tc>
+          <w:tcPr>
+            <w:tcW w:type="dxa" w:w="1872"/>
+          </w:tcPr>
+          <w:p>
+            <w:r>
+              <w:t>3.1.0</w:t>
+            </w:r>
+          </w:p>
+        </w:tc>
+        <w:tc>
+          <w:tcPr>
+            <w:tcW w:type="dxa" w:w="1872"/>
+          </w:tcPr>
+          <w:p>
+            <w:r>
+              <w:t>October 2026</w:t>
+            </w:r>
+          </w:p>
+        </w:tc>
+        <w:tc>
+          <w:tcPr>
+            <w:tcW w:type="dxa" w:w="1872"/>
+          </w:tcPr>
+          <w:p>
+            <w:r>
+              <w:t>Independent Forensic Re-audit</w:t>
+            </w:r>
+          </w:p>
+        </w:tc>
+        <w:tc>
+          <w:tcPr>
+            <w:tcW w:type="dxa" w:w="1872"/>
+          </w:tcPr>
+          <w:p>
+            <w:r>
+              <w:t>Factual corrections per audit/docx_forensic_audit_2026-10-08.md</w:t>
+            </w:r>
+          </w:p>
+        </w:tc>
+        <w:tc>
+          <w:tcPr>
+            <w:tcW w:type="dxa" w:w="1872"/>
+          </w:tcPr>
+          <w:p>
+            <w:r>
+              <w:t>Applied</w:t>
+            </w:r>
+          </w:p>
+        </w:tc>
+      </w:tr>
     </w:tbl>
     <w:p>
       <w:pPr>
@@ -2092,7 +2144,7 @@
                 <w:color w:val="801515"/>
                 <w:sz w:val="16"/>
               </w:rPr>
-              <w:t>CIB-504</w:t>
+              <w:t>ULMS-INT-0001</w:t>
             </w:r>
           </w:p>
         </w:tc>
@@ -2225,7 +2277,7 @@
                 <w:color w:val="801515"/>
                 <w:sz w:val="16"/>
               </w:rPr>
-              <w:t>CIB-401</w:t>
+              <w:t>ULMS-AUTH-0003</w:t>
             </w:r>
           </w:p>
         </w:tc>
@@ -2358,7 +2410,7 @@
                 <w:color w:val="801515"/>
                 <w:sz w:val="16"/>
               </w:rPr>
-              <w:t>NIDW-500</w:t>
+              <w:t>ULMS-INT-0002</w:t>
             </w:r>
           </w:p>
         </w:tc>
@@ -2491,7 +2543,7 @@
                 <w:color w:val="801515"/>
                 <w:sz w:val="16"/>
               </w:rPr>
-              <w:t>CIB-INVALID-DOB</w:t>
+              <w:t>ULMS-VAL-0002</w:t>
             </w:r>
           </w:p>
         </w:tc>
@@ -2898,6 +2950,19 @@
         <w:t xml:space="preserve"> capturing the override justification and attached PDF hash.</w:t>
       </w:r>
     </w:p>
+    <w:p>
+      <w:r>
+        <w:rPr>
+          <w:b/>
+        </w:rPr>
+        <w:t>Addendum — v3.1.0 corrections (Independent Forensic Re-audit, 8 October 2026)</w:t>
+      </w:r>
+    </w:p>
+    <w:p>
+      <w:r>
+        <w:t>Error codes unified (v3.1.0) to the RFC 9457 ULMS-* registry (TS-02): ULMS-INT-0001 CIB timeout, ULMS-INT-0002 NIDW unavailable, ULMS-AUTH-0003 CIB credential rejection, ULMS-VAL-0002 identity-data mismatch.</w:t>
+      </w:r>
+    </w:p>
     <w:sectPr>
       <w:headerReference w:type="default" r:id="rId9"/>
       <w:footerReference w:type="default" r:id="rId10"/>
